--- a/updates/Updates 01Jun2026.docx
+++ b/updates/Updates 01Jun2026.docx
@@ -116,111 +116,7 @@
     <w:p>
       <w:r>
         <w:br/>
-        <w:t xml:space="preserve">If </w:t>
-      </w:r>
-      <w:proofErr w:type="spellStart"/>
-      <w:r>
-        <w:t>pwede</w:t>
-      </w:r>
-      <w:proofErr w:type="spellEnd"/>
-      <w:r>
-        <w:t xml:space="preserve"> po I-disable </w:t>
-      </w:r>
-      <w:proofErr w:type="spellStart"/>
-      <w:r>
-        <w:t>yung</w:t>
-      </w:r>
-      <w:proofErr w:type="spellEnd"/>
-      <w:r>
-        <w:t xml:space="preserve"> select teams dun </w:t>
-      </w:r>
-      <w:proofErr w:type="spellStart"/>
-      <w:r>
-        <w:t>sa</w:t>
-      </w:r>
-      <w:proofErr w:type="spellEnd"/>
-      <w:r>
-        <w:t xml:space="preserve"> </w:t>
-      </w:r>
-      <w:proofErr w:type="spellStart"/>
-      <w:r>
-        <w:t>nakabox</w:t>
-      </w:r>
-      <w:proofErr w:type="spellEnd"/>
-      <w:r>
-        <w:t xml:space="preserve"> </w:t>
-      </w:r>
-      <w:proofErr w:type="spellStart"/>
-      <w:r>
-        <w:t>na</w:t>
-      </w:r>
-      <w:proofErr w:type="spellEnd"/>
-      <w:r>
-        <w:t xml:space="preserve"> part ng bracket </w:t>
-      </w:r>
-      <w:proofErr w:type="spellStart"/>
-      <w:r>
-        <w:t>nagkaron</w:t>
-      </w:r>
-      <w:proofErr w:type="spellEnd"/>
-      <w:r>
-        <w:t xml:space="preserve"> po kasi ng bug wherein nag set ng team 1 and team 2 dun </w:t>
-      </w:r>
-      <w:proofErr w:type="spellStart"/>
-      <w:r>
-        <w:t>sa</w:t>
-      </w:r>
-      <w:proofErr w:type="spellEnd"/>
-      <w:r>
-        <w:t xml:space="preserve"> next stage ng bracket and di </w:t>
-      </w:r>
-      <w:proofErr w:type="spellStart"/>
-      <w:r>
-        <w:t>napo</w:t>
-      </w:r>
-      <w:proofErr w:type="spellEnd"/>
-      <w:r>
-        <w:t xml:space="preserve"> </w:t>
-      </w:r>
-      <w:proofErr w:type="spellStart"/>
-      <w:r>
-        <w:t>matanggal</w:t>
-      </w:r>
-      <w:proofErr w:type="spellEnd"/>
-      <w:r>
-        <w:t xml:space="preserve"> </w:t>
-      </w:r>
-      <w:proofErr w:type="spellStart"/>
-      <w:r>
-        <w:t>yung</w:t>
-      </w:r>
-      <w:proofErr w:type="spellEnd"/>
-      <w:r>
-        <w:t xml:space="preserve"> team 1 and 2 di </w:t>
-      </w:r>
-      <w:proofErr w:type="spellStart"/>
-      <w:r>
-        <w:t>na</w:t>
-      </w:r>
-      <w:proofErr w:type="spellEnd"/>
-      <w:r>
-        <w:t xml:space="preserve"> </w:t>
-      </w:r>
-      <w:proofErr w:type="spellStart"/>
-      <w:r>
-        <w:t>nasunod</w:t>
-      </w:r>
-      <w:proofErr w:type="spellEnd"/>
-      <w:r>
-        <w:t xml:space="preserve"> </w:t>
-      </w:r>
-      <w:proofErr w:type="spellStart"/>
-      <w:r>
-        <w:t>yung</w:t>
-      </w:r>
-      <w:proofErr w:type="spellEnd"/>
-      <w:r>
-        <w:t xml:space="preserve"> point progression po. </w:t>
+        <w:t xml:space="preserve">If pwede po I-disable yung select teams dun sa nakabox na part ng bracket nagkaron po kasi ng bug wherein nag set ng team 1 and team 2 dun sa next stage ng bracket and di napo matanggal yung team 1 and 2 di na nasunod yung point progression po. </w:t>
       </w:r>
     </w:p>
     <w:p/>
@@ -290,19 +186,7 @@
         <w:rPr>
           <w:color w:val="5B9BD5" w:themeColor="accent1"/>
         </w:rPr>
-        <w:t xml:space="preserve">Manual team selection </w:t>
-      </w:r>
-      <w:r>
-        <w:rPr>
-          <w:color w:val="5B9BD5" w:themeColor="accent1"/>
-        </w:rPr>
-        <w:t>is limited</w:t>
-      </w:r>
-      <w:r>
-        <w:rPr>
-          <w:color w:val="5B9BD5" w:themeColor="accent1"/>
-        </w:rPr>
-        <w:t xml:space="preserve"> to first round only for elimination formats.</w:t>
+        <w:t>Manual team selection is limited to first round only for elimination formats.</w:t>
       </w:r>
     </w:p>
     <w:p>
@@ -364,11 +248,6 @@
           <w:color w:val="5B9BD5" w:themeColor="accent1"/>
         </w:rPr>
         <w:tab/>
-      </w:r>
-      <w:r>
-        <w:rPr>
-          <w:color w:val="5B9BD5" w:themeColor="accent1"/>
-        </w:rPr>
         <w:t>1) feeder winner not yet decided</w:t>
       </w:r>
     </w:p>
@@ -395,38 +274,7 @@
           <w:color w:val="5B9BD5" w:themeColor="accent1"/>
         </w:rPr>
         <w:tab/>
-      </w:r>
-      <w:r>
-        <w:rPr>
-          <w:color w:val="5B9BD5" w:themeColor="accent1"/>
-        </w:rPr>
-        <w:t xml:space="preserve">2) </w:t>
-      </w:r>
-      <w:proofErr w:type="gramStart"/>
-      <w:r>
-        <w:rPr>
-          <w:color w:val="5B9BD5" w:themeColor="accent1"/>
-        </w:rPr>
-        <w:t>both</w:t>
-      </w:r>
-      <w:proofErr w:type="gramEnd"/>
-      <w:r>
-        <w:rPr>
-          <w:color w:val="5B9BD5" w:themeColor="accent1"/>
-        </w:rPr>
-        <w:t xml:space="preserve"> teams </w:t>
-      </w:r>
-      <w:r>
-        <w:rPr>
-          <w:color w:val="5B9BD5" w:themeColor="accent1"/>
-        </w:rPr>
-        <w:t>are not</w:t>
-      </w:r>
-      <w:r>
-        <w:rPr>
-          <w:color w:val="5B9BD5" w:themeColor="accent1"/>
-        </w:rPr>
-        <w:t xml:space="preserve"> yet complete</w:t>
+        <w:t>2) both teams are not yet complete</w:t>
       </w:r>
     </w:p>
     <w:p>
@@ -566,71 +414,7 @@
         </w:pBdr>
       </w:pPr>
       <w:r>
-        <w:t xml:space="preserve">Then </w:t>
-      </w:r>
-      <w:proofErr w:type="spellStart"/>
-      <w:r>
-        <w:t>dito</w:t>
-      </w:r>
-      <w:proofErr w:type="spellEnd"/>
-      <w:r>
-        <w:t xml:space="preserve"> naman po </w:t>
-      </w:r>
-      <w:proofErr w:type="spellStart"/>
-      <w:r>
-        <w:t>yung</w:t>
-      </w:r>
-      <w:proofErr w:type="spellEnd"/>
-      <w:r>
-        <w:t xml:space="preserve"> </w:t>
-      </w:r>
-      <w:proofErr w:type="spellStart"/>
-      <w:r>
-        <w:t>sa</w:t>
-      </w:r>
-      <w:proofErr w:type="spellEnd"/>
-      <w:r>
-        <w:t xml:space="preserve"> SMS di </w:t>
-      </w:r>
-      <w:proofErr w:type="spellStart"/>
-      <w:r>
-        <w:t>siya</w:t>
-      </w:r>
-      <w:proofErr w:type="spellEnd"/>
-      <w:r>
-        <w:t xml:space="preserve"> consistent since di showing </w:t>
-      </w:r>
-      <w:proofErr w:type="spellStart"/>
-      <w:r>
-        <w:t>yung</w:t>
-      </w:r>
-      <w:proofErr w:type="spellEnd"/>
-      <w:r>
-        <w:t xml:space="preserve"> opponent </w:t>
-      </w:r>
-      <w:proofErr w:type="spellStart"/>
-      <w:r>
-        <w:t>sa</w:t>
-      </w:r>
-      <w:proofErr w:type="spellEnd"/>
-      <w:r>
-        <w:t xml:space="preserve"> </w:t>
-      </w:r>
-      <w:proofErr w:type="spellStart"/>
-      <w:r>
-        <w:t>mga</w:t>
-      </w:r>
-      <w:proofErr w:type="spellEnd"/>
-      <w:r>
-        <w:t xml:space="preserve"> </w:t>
-      </w:r>
-      <w:proofErr w:type="spellStart"/>
-      <w:r>
-        <w:t>naunang</w:t>
-      </w:r>
-      <w:proofErr w:type="spellEnd"/>
-      <w:r>
-        <w:t xml:space="preserve"> games. </w:t>
+        <w:t xml:space="preserve">Then dito naman po yung sa SMS di siya consistent since di showing yung opponent sa mga naunang games. </w:t>
       </w:r>
     </w:p>
     <w:p>
@@ -822,7 +606,7 @@
           <w:szCs w:val="22"/>
         </w:rPr>
         <w:br/>
-        <w:t xml:space="preserve">  </w:t>
+        <w:t xml:space="preserve">  1. BYE auto-advance state has persisted, so backend context stays in sync</w:t>
       </w:r>
       <w:r>
         <w:rPr>
@@ -831,62 +615,8 @@
           <w:sz w:val="22"/>
           <w:szCs w:val="22"/>
         </w:rPr>
-        <w:t xml:space="preserve">1. </w:t>
-      </w:r>
-      <w:r>
-        <w:rPr>
-          <w:rFonts w:ascii="Calibri" w:hAnsi="Calibri" w:cs="Calibri"/>
-          <w:color w:val="5B9BD5" w:themeColor="accent1"/>
-          <w:sz w:val="22"/>
-          <w:szCs w:val="22"/>
-        </w:rPr>
-        <w:t xml:space="preserve">BYE auto-advance state </w:t>
-      </w:r>
-      <w:r>
-        <w:rPr>
-          <w:rFonts w:ascii="Calibri" w:hAnsi="Calibri" w:cs="Calibri"/>
-          <w:color w:val="5B9BD5" w:themeColor="accent1"/>
-          <w:sz w:val="22"/>
-          <w:szCs w:val="22"/>
-        </w:rPr>
-        <w:t>has persisted,</w:t>
-      </w:r>
-      <w:r>
-        <w:rPr>
-          <w:rFonts w:ascii="Calibri" w:hAnsi="Calibri" w:cs="Calibri"/>
-          <w:color w:val="5B9BD5" w:themeColor="accent1"/>
-          <w:sz w:val="22"/>
-          <w:szCs w:val="22"/>
-        </w:rPr>
-        <w:t xml:space="preserve"> so backend context stays in sync</w:t>
-      </w:r>
-      <w:r>
-        <w:rPr>
-          <w:rFonts w:ascii="Calibri" w:hAnsi="Calibri" w:cs="Calibri"/>
-          <w:color w:val="5B9BD5" w:themeColor="accent1"/>
-          <w:sz w:val="22"/>
-          <w:szCs w:val="22"/>
-        </w:rPr>
         <w:br/>
-        <w:t xml:space="preserve">  2</w:t>
-      </w:r>
-      <w:r>
-        <w:rPr>
-          <w:rFonts w:ascii="Calibri" w:hAnsi="Calibri" w:cs="Calibri"/>
-          <w:color w:val="5B9BD5" w:themeColor="accent1"/>
-          <w:sz w:val="22"/>
-          <w:szCs w:val="22"/>
-        </w:rPr>
-        <w:t>.</w:t>
-      </w:r>
-      <w:r>
-        <w:rPr>
-          <w:rFonts w:ascii="Calibri" w:hAnsi="Calibri" w:cs="Calibri"/>
-          <w:color w:val="5B9BD5" w:themeColor="accent1"/>
-          <w:sz w:val="22"/>
-          <w:szCs w:val="22"/>
-        </w:rPr>
-        <w:t xml:space="preserve"> automatic winner SMS is now skipped for BYE matches</w:t>
+        <w:t xml:space="preserve">  2. automatic winner SMS is now skipped for BYE matches</w:t>
       </w:r>
     </w:p>
     <w:p>
@@ -894,6 +624,198 @@
         <w:pBdr>
           <w:bottom w:val="single" w:sz="12" w:space="0" w:color="auto"/>
         </w:pBdr>
+        <w:rPr>
+          <w:color w:val="5B9BD5" w:themeColor="accent1"/>
+        </w:rPr>
+      </w:pPr>
+      <w:r>
+        <w:rPr>
+          <w:color w:val="5B9BD5" w:themeColor="accent1"/>
+        </w:rPr>
+        <w:t>Test:</w:t>
+      </w:r>
+    </w:p>
+    <w:p>
+      <w:pPr>
+        <w:pBdr>
+          <w:bottom w:val="single" w:sz="12" w:space="0" w:color="auto"/>
+        </w:pBdr>
+        <w:rPr>
+          <w:color w:val="5B9BD5" w:themeColor="accent1"/>
+        </w:rPr>
+      </w:pPr>
+      <w:r>
+        <w:rPr>
+          <w:color w:val="5B9BD5" w:themeColor="accent1"/>
+        </w:rPr>
+        <w:drawing>
+          <wp:inline distT="0" distB="0" distL="0" distR="0" wp14:anchorId="04574878" wp14:editId="19DA0E34">
+            <wp:extent cx="5274310" cy="3425190"/>
+            <wp:effectExtent l="0" t="0" r="2540" b="3810"/>
+            <wp:docPr id="174249910" name="Picture 1"/>
+            <wp:cNvGraphicFramePr>
+              <a:graphicFrameLocks xmlns:a="http://schemas.openxmlformats.org/drawingml/2006/main" noChangeAspect="1"/>
+            </wp:cNvGraphicFramePr>
+            <a:graphic xmlns:a="http://schemas.openxmlformats.org/drawingml/2006/main">
+              <a:graphicData uri="http://schemas.openxmlformats.org/drawingml/2006/picture">
+                <pic:pic xmlns:pic="http://schemas.openxmlformats.org/drawingml/2006/picture">
+                  <pic:nvPicPr>
+                    <pic:cNvPr id="174249910" name=""/>
+                    <pic:cNvPicPr/>
+                  </pic:nvPicPr>
+                  <pic:blipFill>
+                    <a:blip r:embed="rId9"/>
+                    <a:stretch>
+                      <a:fillRect/>
+                    </a:stretch>
+                  </pic:blipFill>
+                  <pic:spPr>
+                    <a:xfrm>
+                      <a:off x="0" y="0"/>
+                      <a:ext cx="5274310" cy="3425190"/>
+                    </a:xfrm>
+                    <a:prstGeom prst="rect">
+                      <a:avLst/>
+                    </a:prstGeom>
+                  </pic:spPr>
+                </pic:pic>
+              </a:graphicData>
+            </a:graphic>
+          </wp:inline>
+        </w:drawing>
+      </w:r>
+    </w:p>
+    <w:p>
+      <w:pPr>
+        <w:pBdr>
+          <w:bottom w:val="single" w:sz="12" w:space="0" w:color="auto"/>
+        </w:pBdr>
+        <w:rPr>
+          <w:lang w:val="en-PH"/>
+        </w:rPr>
+      </w:pPr>
+      <w:r>
+        <w:rPr>
+          <w:lang w:val="en-PH"/>
+        </w:rPr>
+        <w:drawing>
+          <wp:inline distT="0" distB="0" distL="0" distR="0" wp14:anchorId="69FCC44A" wp14:editId="057DF403">
+            <wp:extent cx="1380761" cy="3069385"/>
+            <wp:effectExtent l="0" t="0" r="0" b="0"/>
+            <wp:docPr id="872097515" name="Picture 4"/>
+            <wp:cNvGraphicFramePr>
+              <a:graphicFrameLocks xmlns:a="http://schemas.openxmlformats.org/drawingml/2006/main" noChangeAspect="1"/>
+            </wp:cNvGraphicFramePr>
+            <a:graphic xmlns:a="http://schemas.openxmlformats.org/drawingml/2006/main">
+              <a:graphicData uri="http://schemas.openxmlformats.org/drawingml/2006/picture">
+                <pic:pic xmlns:pic="http://schemas.openxmlformats.org/drawingml/2006/picture">
+                  <pic:nvPicPr>
+                    <pic:cNvPr id="0" name="Picture 13"/>
+                    <pic:cNvPicPr>
+                      <a:picLocks noChangeAspect="1" noChangeArrowheads="1"/>
+                    </pic:cNvPicPr>
+                  </pic:nvPicPr>
+                  <pic:blipFill>
+                    <a:blip r:embed="rId10" cstate="print">
+                      <a:extLst>
+                        <a:ext uri="{28A0092B-C50C-407E-A947-70E740481C1C}">
+                          <a14:useLocalDpi xmlns:a14="http://schemas.microsoft.com/office/drawing/2010/main" val="0"/>
+                        </a:ext>
+                      </a:extLst>
+                    </a:blip>
+                    <a:srcRect/>
+                    <a:stretch>
+                      <a:fillRect/>
+                    </a:stretch>
+                  </pic:blipFill>
+                  <pic:spPr bwMode="auto">
+                    <a:xfrm>
+                      <a:off x="0" y="0"/>
+                      <a:ext cx="1391741" cy="3093794"/>
+                    </a:xfrm>
+                    <a:prstGeom prst="rect">
+                      <a:avLst/>
+                    </a:prstGeom>
+                    <a:noFill/>
+                    <a:ln>
+                      <a:noFill/>
+                    </a:ln>
+                  </pic:spPr>
+                </pic:pic>
+              </a:graphicData>
+            </a:graphic>
+          </wp:inline>
+        </w:drawing>
+      </w:r>
+      <w:r>
+        <w:rPr>
+          <w:lang w:val="en-PH"/>
+        </w:rPr>
+        <w:drawing>
+          <wp:inline distT="0" distB="0" distL="0" distR="0" wp14:anchorId="08CDE9F0" wp14:editId="269A38B3">
+            <wp:extent cx="1365063" cy="3033476"/>
+            <wp:effectExtent l="0" t="0" r="6985" b="0"/>
+            <wp:docPr id="1137538504" name="Picture 2"/>
+            <wp:cNvGraphicFramePr>
+              <a:graphicFrameLocks xmlns:a="http://schemas.openxmlformats.org/drawingml/2006/main" noChangeAspect="1"/>
+            </wp:cNvGraphicFramePr>
+            <a:graphic xmlns:a="http://schemas.openxmlformats.org/drawingml/2006/main">
+              <a:graphicData uri="http://schemas.openxmlformats.org/drawingml/2006/picture">
+                <pic:pic xmlns:pic="http://schemas.openxmlformats.org/drawingml/2006/picture">
+                  <pic:nvPicPr>
+                    <pic:cNvPr id="0" name="Picture 6"/>
+                    <pic:cNvPicPr>
+                      <a:picLocks noChangeAspect="1" noChangeArrowheads="1"/>
+                    </pic:cNvPicPr>
+                  </pic:nvPicPr>
+                  <pic:blipFill>
+                    <a:blip r:embed="rId11" cstate="print">
+                      <a:extLst>
+                        <a:ext uri="{28A0092B-C50C-407E-A947-70E740481C1C}">
+                          <a14:useLocalDpi xmlns:a14="http://schemas.microsoft.com/office/drawing/2010/main" val="0"/>
+                        </a:ext>
+                      </a:extLst>
+                    </a:blip>
+                    <a:srcRect/>
+                    <a:stretch>
+                      <a:fillRect/>
+                    </a:stretch>
+                  </pic:blipFill>
+                  <pic:spPr bwMode="auto">
+                    <a:xfrm>
+                      <a:off x="0" y="0"/>
+                      <a:ext cx="1375441" cy="3056539"/>
+                    </a:xfrm>
+                    <a:prstGeom prst="rect">
+                      <a:avLst/>
+                    </a:prstGeom>
+                    <a:noFill/>
+                    <a:ln>
+                      <a:noFill/>
+                    </a:ln>
+                  </pic:spPr>
+                </pic:pic>
+              </a:graphicData>
+            </a:graphic>
+          </wp:inline>
+        </w:drawing>
+      </w:r>
+    </w:p>
+    <w:p>
+      <w:pPr>
+        <w:pBdr>
+          <w:bottom w:val="single" w:sz="12" w:space="0" w:color="auto"/>
+        </w:pBdr>
+        <w:rPr>
+          <w:lang w:val="en-PH"/>
+        </w:rPr>
+      </w:pPr>
+    </w:p>
+    <w:p>
+      <w:pPr>
+        <w:pBdr>
+          <w:bottom w:val="single" w:sz="12" w:space="0" w:color="auto"/>
+        </w:pBdr>
       </w:pPr>
     </w:p>
     <w:p>
@@ -910,6 +832,7 @@
         <w:rPr>
           <w:noProof/>
         </w:rPr>
+        <w:lastRenderedPageBreak/>
         <w:drawing>
           <wp:inline distT="0" distB="0" distL="114300" distR="114300" wp14:anchorId="3FC59901" wp14:editId="1A8B9E7F">
             <wp:extent cx="5262880" cy="2368550"/>
@@ -928,7 +851,7 @@
                     </pic:cNvPicPr>
                   </pic:nvPicPr>
                   <pic:blipFill>
-                    <a:blip r:embed="rId9"/>
+                    <a:blip r:embed="rId12"/>
                     <a:stretch>
                       <a:fillRect/>
                     </a:stretch>
@@ -960,15 +883,7 @@
         </w:pBdr>
       </w:pPr>
       <w:r>
-        <w:t xml:space="preserve">Then on this part po if </w:t>
-      </w:r>
-      <w:proofErr w:type="spellStart"/>
-      <w:r>
-        <w:t>pwede</w:t>
-      </w:r>
-      <w:proofErr w:type="spellEnd"/>
-      <w:r>
-        <w:t xml:space="preserve"> mag add ng action such as delete and update. Then if may delete po may message prompt lang po yes or no to continue with deletion.</w:t>
+        <w:t>Then on this part po if pwede mag add ng action such as delete and update. Then if may delete po may message prompt lang po yes or no to continue with deletion.</w:t>
       </w:r>
     </w:p>
     <w:p>
@@ -1203,31 +1118,7 @@
     </w:p>
     <w:p>
       <w:r>
-        <w:t xml:space="preserve">- Admin access under Event is it possible po </w:t>
-      </w:r>
-      <w:proofErr w:type="spellStart"/>
-      <w:r>
-        <w:t>na</w:t>
-      </w:r>
-      <w:proofErr w:type="spellEnd"/>
-      <w:r>
-        <w:t xml:space="preserve"> mag prompt if </w:t>
-      </w:r>
-      <w:proofErr w:type="spellStart"/>
-      <w:r>
-        <w:t>yung</w:t>
-      </w:r>
-      <w:proofErr w:type="spellEnd"/>
-      <w:r>
-        <w:t xml:space="preserve"> Date, Time and Location is the same </w:t>
-      </w:r>
-      <w:proofErr w:type="gramStart"/>
-      <w:r>
-        <w:t>like</w:t>
-      </w:r>
-      <w:proofErr w:type="gramEnd"/>
-      <w:r>
-        <w:t xml:space="preserve"> “It shows that a same event will happen at this time and location. Are you sure you would like to continue?”</w:t>
+        <w:t>- Admin access under Event is it possible po na mag prompt if yung Date, Time and Location is the same like “It shows that a same event will happen at this time and location. Are you sure you would like to continue?”</w:t>
       </w:r>
     </w:p>
     <w:p/>
@@ -1355,29 +1246,12 @@
         <w:pStyle w:val="Heading2"/>
       </w:pPr>
       <w:r>
-        <w:lastRenderedPageBreak/>
         <w:t>Item #5</w:t>
       </w:r>
     </w:p>
     <w:p>
       <w:r>
-        <w:t xml:space="preserve">Forgot password, </w:t>
-      </w:r>
-      <w:proofErr w:type="spellStart"/>
-      <w:r>
-        <w:t>hindi</w:t>
-      </w:r>
-      <w:proofErr w:type="spellEnd"/>
-      <w:r>
-        <w:t xml:space="preserve"> po </w:t>
-      </w:r>
-      <w:proofErr w:type="spellStart"/>
-      <w:r>
-        <w:t>siya</w:t>
-      </w:r>
-      <w:proofErr w:type="spellEnd"/>
-      <w:r>
-        <w:t xml:space="preserve"> functional</w:t>
+        <w:t>Forgot password, hindi po siya functional</w:t>
       </w:r>
     </w:p>
     <w:p/>
@@ -1471,13 +1345,8 @@
         <w:rPr>
           <w:color w:val="5B9BD5" w:themeColor="accent1"/>
         </w:rPr>
-        <w:t xml:space="preserve">OTP for password reset. </w:t>
-      </w:r>
-      <w:r>
-        <w:rPr>
-          <w:color w:val="5B9BD5" w:themeColor="accent1"/>
-        </w:rPr>
-        <w:t>(Additional fee)</w:t>
+        <w:lastRenderedPageBreak/>
+        <w:t>OTP for password reset. (Additional fee)</w:t>
       </w:r>
     </w:p>
     <w:p/>
